--- a/网格变形/拉普拉斯变形/laplace.docx
+++ b/网格变形/拉普拉斯变形/laplace.docx
@@ -5,15 +5,18 @@
     <w:p>
       <w:pPr>
         <w:pStyle w:val="MTDisplayEquation"/>
+        <w:rPr>
+          <w:rFonts w:hint="eastAsia"/>
+        </w:rPr>
       </w:pPr>
       <w:r>
         <w:tab/>
       </w:r>
       <w:r>
         <w:rPr>
-          <w:position w:val="-88"/>
-        </w:rPr>
-        <w:object w:dxaOrig="1820" w:dyaOrig="1880" w14:anchorId="1371F5F4">
+          <w:position w:val="-104"/>
+        </w:rPr>
+        <w:object w:dxaOrig="2360" w:dyaOrig="2180" w14:anchorId="4D31161D">
           <v:shapetype id="_x0000_t75" coordsize="21600,21600" o:spt="75" o:preferrelative="t" path="m@4@5l@4@11@9@11@9@5xe" filled="f" stroked="f">
             <v:stroke joinstyle="miter"/>
             <v:formulas>
@@ -33,17 +36,676 @@
             <v:path o:extrusionok="f" gradientshapeok="t" o:connecttype="rect"/>
             <o:lock v:ext="edit" aspectratio="t"/>
           </v:shapetype>
-          <v:shape id="_x0000_i1028" type="#_x0000_t75" style="width:91pt;height:93.95pt" o:ole="">
+          <v:shape id="_x0000_i1039" type="#_x0000_t75" style="width:118.2pt;height:109.05pt" o:ole="">
             <v:imagedata r:id="rId4" o:title=""/>
           </v:shape>
-          <o:OLEObject Type="Embed" ProgID="Equation.DSMT4" ShapeID="_x0000_i1028" DrawAspect="Content" ObjectID="_1663200721" r:id="rId5"/>
-        </w:object>
-      </w:r>
-      <w:r>
-        <w:t xml:space="preserve"> </w:t>
-      </w:r>
-    </w:p>
-    <w:p/>
+          <o:OLEObject Type="Embed" ProgID="Equation.DSMT4" ShapeID="_x0000_i1039" DrawAspect="Content" ObjectID="_1667839428" r:id="rId5"/>
+        </w:object>
+      </w:r>
+      <w:r>
+        <w:t xml:space="preserve"> </w:t>
+      </w:r>
+    </w:p>
+    <w:p>
+      <w:pPr>
+        <w:pStyle w:val="MTDisplayEquation"/>
+      </w:pPr>
+      <w:r>
+        <w:tab/>
+      </w:r>
+      <w:r>
+        <w:rPr>
+          <w:position w:val="-126"/>
+        </w:rPr>
+        <w:object w:dxaOrig="2360" w:dyaOrig="2640" w14:anchorId="1371F5F4">
+          <v:shape id="_x0000_i1031" type="#_x0000_t75" style="width:118.2pt;height:131.65pt" o:ole="">
+            <v:imagedata r:id="rId6" o:title=""/>
+          </v:shape>
+          <o:OLEObject Type="Embed" ProgID="Equation.DSMT4" ShapeID="_x0000_i1031" DrawAspect="Content" ObjectID="_1667839429" r:id="rId7"/>
+        </w:object>
+      </w:r>
+      <w:r>
+        <w:t xml:space="preserve"> </w:t>
+      </w:r>
+    </w:p>
+    <w:p>
+      <w:pPr>
+        <w:pStyle w:val="MTDisplayEquation"/>
+      </w:pPr>
+      <w:r>
+        <w:tab/>
+      </w:r>
+      <w:r>
+        <w:rPr>
+          <w:position w:val="-60"/>
+        </w:rPr>
+        <w:object w:dxaOrig="1320" w:dyaOrig="1320" w14:anchorId="0273C174">
+          <v:shape id="_x0000_i1034" type="#_x0000_t75" style="width:66.1pt;height:66.1pt" o:ole="">
+            <v:imagedata r:id="rId8" o:title=""/>
+          </v:shape>
+          <o:OLEObject Type="Embed" ProgID="Equation.DSMT4" ShapeID="_x0000_i1034" DrawAspect="Content" ObjectID="_1667839430" r:id="rId9"/>
+        </w:object>
+      </w:r>
+      <w:r>
+        <w:t xml:space="preserve"> </w:t>
+      </w:r>
+    </w:p>
+    <w:p>
+      <w:pPr>
+        <w:pStyle w:val="MTDisplayEquation"/>
+        <w:rPr>
+          <w:rFonts w:hint="eastAsia"/>
+        </w:rPr>
+      </w:pPr>
+      <w:r>
+        <w:tab/>
+      </w:r>
+      <w:r>
+        <w:rPr>
+          <w:position w:val="-32"/>
+        </w:rPr>
+        <w:object w:dxaOrig="3440" w:dyaOrig="700" w14:anchorId="598E5910">
+          <v:shape id="_x0000_i1044" type="#_x0000_t75" style="width:171.95pt;height:34.95pt" o:ole="">
+            <v:imagedata r:id="rId10" o:title=""/>
+          </v:shape>
+          <o:OLEObject Type="Embed" ProgID="Equation.DSMT4" ShapeID="_x0000_i1044" DrawAspect="Content" ObjectID="_1667839431" r:id="rId11"/>
+        </w:object>
+      </w:r>
+      <w:r>
+        <w:t xml:space="preserve"> </w:t>
+      </w:r>
+    </w:p>
+    <w:p>
+      <w:r>
+        <w:rPr>
+          <w:rFonts w:hint="eastAsia"/>
+          <w:highlight w:val="yellow"/>
+        </w:rPr>
+        <w:t>δ</w:t>
+      </w:r>
+      <w:r>
+        <w:rPr>
+          <w:highlight w:val="yellow"/>
+        </w:rPr>
+        <w:t>-coordinates encapsulate the local surface shape</w:t>
+      </w:r>
+    </w:p>
+    <w:p>
+      <w:r>
+        <w:rPr>
+          <w:rFonts w:hint="eastAsia"/>
+        </w:rPr>
+        <w:t>余切权重</w:t>
+      </w:r>
+    </w:p>
+    <w:p>
+      <w:pPr>
+        <w:pStyle w:val="MTDisplayEquation"/>
+        <w:rPr>
+          <w:rFonts w:hint="eastAsia"/>
+        </w:rPr>
+      </w:pPr>
+      <w:r>
+        <w:tab/>
+      </w:r>
+      <w:r>
+        <w:rPr>
+          <w:position w:val="-32"/>
+        </w:rPr>
+        <w:object w:dxaOrig="3920" w:dyaOrig="700" w14:anchorId="1C2D7C32">
+          <v:shape id="_x0000_i1047" type="#_x0000_t75" style="width:196.1pt;height:34.95pt" o:ole="">
+            <v:imagedata r:id="rId12" o:title=""/>
+          </v:shape>
+          <o:OLEObject Type="Embed" ProgID="Equation.DSMT4" ShapeID="_x0000_i1047" DrawAspect="Content" ObjectID="_1667839432" r:id="rId13"/>
+        </w:object>
+      </w:r>
+      <w:r>
+        <w:t xml:space="preserve"> </w:t>
+      </w:r>
+    </w:p>
+    <w:p>
+      <w:r>
+        <w:rPr>
+          <w:rFonts w:hint="eastAsia"/>
+        </w:rPr>
+        <w:t>显然</w:t>
+      </w:r>
+    </w:p>
+    <w:p>
+      <w:pPr>
+        <w:pStyle w:val="MTDisplayEquation"/>
+        <w:rPr>
+          <w:rFonts w:hint="eastAsia"/>
+        </w:rPr>
+      </w:pPr>
+      <w:r>
+        <w:tab/>
+      </w:r>
+      <w:r>
+        <w:rPr>
+          <w:position w:val="-14"/>
+        </w:rPr>
+        <w:object w:dxaOrig="1440" w:dyaOrig="440" w14:anchorId="6AE4900C">
+          <v:shape id="_x0000_i1050" type="#_x0000_t75" style="width:1in;height:22.05pt" o:ole="">
+            <v:imagedata r:id="rId14" o:title=""/>
+          </v:shape>
+          <o:OLEObject Type="Embed" ProgID="Equation.DSMT4" ShapeID="_x0000_i1050" DrawAspect="Content" ObjectID="_1667839433" r:id="rId15"/>
+        </w:object>
+      </w:r>
+      <w:r>
+        <w:t xml:space="preserve"> </w:t>
+      </w:r>
+    </w:p>
+    <w:p>
+      <w:r>
+        <w:rPr>
+          <w:rFonts w:hint="eastAsia"/>
+        </w:rPr>
+        <w:t>是方程</w:t>
+      </w:r>
+      <w:r>
+        <w:rPr>
+          <w:position w:val="-6"/>
+        </w:rPr>
+        <w:object w:dxaOrig="680" w:dyaOrig="279" w14:anchorId="32999522">
+          <v:shape id="_x0000_i1053" type="#_x0000_t75" style="width:33.85pt;height:13.95pt" o:ole="">
+            <v:imagedata r:id="rId16" o:title=""/>
+          </v:shape>
+          <o:OLEObject Type="Embed" ProgID="Equation.DSMT4" ShapeID="_x0000_i1053" DrawAspect="Content" ObjectID="_1667839434" r:id="rId17"/>
+        </w:object>
+      </w:r>
+      <w:r>
+        <w:rPr>
+          <w:rFonts w:hint="eastAsia"/>
+        </w:rPr>
+        <w:t>的一个解</w:t>
+      </w:r>
+    </w:p>
+    <w:p>
+      <w:r>
+        <w:rPr>
+          <w:rFonts w:hint="eastAsia"/>
+        </w:rPr>
+        <w:t>若</w:t>
+      </w:r>
+      <w:r>
+        <w:rPr>
+          <w:position w:val="-4"/>
+        </w:rPr>
+        <w:object w:dxaOrig="320" w:dyaOrig="260" w14:anchorId="70F8EABE">
+          <v:shape id="_x0000_i1056" type="#_x0000_t75" style="width:16.1pt;height:12.9pt" o:ole="">
+            <v:imagedata r:id="rId18" o:title=""/>
+          </v:shape>
+          <o:OLEObject Type="Embed" ProgID="Equation.DSMT4" ShapeID="_x0000_i1056" DrawAspect="Content" ObjectID="_1667839435" r:id="rId19"/>
+        </w:object>
+      </w:r>
+      <w:r>
+        <w:rPr>
+          <w:rFonts w:hint="eastAsia"/>
+        </w:rPr>
+        <w:t>有</w:t>
+      </w:r>
+      <w:r>
+        <w:rPr>
+          <w:position w:val="-6"/>
+        </w:rPr>
+        <w:object w:dxaOrig="200" w:dyaOrig="279" w14:anchorId="19041365">
+          <v:shape id="_x0000_i1059" type="#_x0000_t75" style="width:10.2pt;height:13.95pt" o:ole="">
+            <v:imagedata r:id="rId20" o:title=""/>
+          </v:shape>
+          <o:OLEObject Type="Embed" ProgID="Equation.DSMT4" ShapeID="_x0000_i1059" DrawAspect="Content" ObjectID="_1667839436" r:id="rId21"/>
+        </w:object>
+      </w:r>
+      <w:proofErr w:type="gramStart"/>
+      <w:r>
+        <w:rPr>
+          <w:rFonts w:hint="eastAsia"/>
+        </w:rPr>
+        <w:t>个</w:t>
+      </w:r>
+      <w:proofErr w:type="gramEnd"/>
+      <w:r>
+        <w:rPr>
+          <w:rFonts w:hint="eastAsia"/>
+        </w:rPr>
+        <w:t>联通分量，显然</w:t>
+      </w:r>
+    </w:p>
+    <w:p>
+      <w:pPr>
+        <w:pStyle w:val="MTDisplayEquation"/>
+      </w:pPr>
+      <w:r>
+        <w:tab/>
+      </w:r>
+      <w:r>
+        <w:rPr>
+          <w:position w:val="-118"/>
+        </w:rPr>
+        <w:object w:dxaOrig="4500" w:dyaOrig="2480" w14:anchorId="53713E94">
+          <v:shape id="_x0000_i1064" type="#_x0000_t75" style="width:225.15pt;height:124.1pt" o:ole="">
+            <v:imagedata r:id="rId22" o:title=""/>
+          </v:shape>
+          <o:OLEObject Type="Embed" ProgID="Equation.DSMT4" ShapeID="_x0000_i1064" DrawAspect="Content" ObjectID="_1667839437" r:id="rId23"/>
+        </w:object>
+      </w:r>
+      <w:r>
+        <w:t xml:space="preserve"> </w:t>
+      </w:r>
+    </w:p>
+    <w:p>
+      <w:r>
+        <w:rPr>
+          <w:rFonts w:hint="eastAsia"/>
+        </w:rPr>
+        <w:t>是方程</w:t>
+      </w:r>
+      <w:r>
+        <w:rPr>
+          <w:position w:val="-6"/>
+        </w:rPr>
+        <w:object w:dxaOrig="680" w:dyaOrig="279" w14:anchorId="1F8F4C8D">
+          <v:shape id="_x0000_i1065" type="#_x0000_t75" style="width:33.85pt;height:13.95pt" o:ole="">
+            <v:imagedata r:id="rId16" o:title=""/>
+          </v:shape>
+          <o:OLEObject Type="Embed" ProgID="Equation.DSMT4" ShapeID="_x0000_i1065" DrawAspect="Content" ObjectID="_1667839438" r:id="rId24"/>
+        </w:object>
+      </w:r>
+      <w:r>
+        <w:rPr>
+          <w:rFonts w:hint="eastAsia"/>
+        </w:rPr>
+        <w:t>的</w:t>
+      </w:r>
+      <w:r>
+        <w:rPr>
+          <w:position w:val="-6"/>
+        </w:rPr>
+        <w:object w:dxaOrig="200" w:dyaOrig="279" w14:anchorId="75C7992C">
+          <v:shape id="_x0000_i1066" type="#_x0000_t75" style="width:10.2pt;height:13.95pt" o:ole="">
+            <v:imagedata r:id="rId20" o:title=""/>
+          </v:shape>
+          <o:OLEObject Type="Embed" ProgID="Equation.DSMT4" ShapeID="_x0000_i1066" DrawAspect="Content" ObjectID="_1667839439" r:id="rId25"/>
+        </w:object>
+      </w:r>
+      <w:proofErr w:type="gramStart"/>
+      <w:r>
+        <w:rPr>
+          <w:rFonts w:hint="eastAsia"/>
+        </w:rPr>
+        <w:t>个</w:t>
+      </w:r>
+      <w:proofErr w:type="gramEnd"/>
+      <w:r>
+        <w:rPr>
+          <w:rFonts w:hint="eastAsia"/>
+        </w:rPr>
+        <w:t>线性无关的</w:t>
+      </w:r>
+      <w:r>
+        <w:rPr>
+          <w:rFonts w:hint="eastAsia"/>
+        </w:rPr>
+        <w:t>解</w:t>
+      </w:r>
+      <w:r>
+        <w:rPr>
+          <w:rFonts w:hint="eastAsia"/>
+        </w:rPr>
+        <w:t>，并且每一个联通分量有且只有一个线性无关的解</w:t>
+      </w:r>
+    </w:p>
+    <w:p>
+      <w:r>
+        <w:rPr>
+          <w:rFonts w:hint="eastAsia"/>
+        </w:rPr>
+        <w:t>证明如下：</w:t>
+      </w:r>
+    </w:p>
+    <w:p>
+      <w:r>
+        <w:rPr>
+          <w:rFonts w:hint="eastAsia"/>
+        </w:rPr>
+        <w:lastRenderedPageBreak/>
+        <w:t>显然对任意第</w:t>
+      </w:r>
+      <w:r>
+        <w:rPr>
+          <w:position w:val="-6"/>
+        </w:rPr>
+        <w:object w:dxaOrig="139" w:dyaOrig="260" w14:anchorId="0D3A6AA0">
+          <v:shape id="_x0000_i1100" type="#_x0000_t75" style="width:7pt;height:12.9pt" o:ole="">
+            <v:imagedata r:id="rId26" o:title=""/>
+          </v:shape>
+          <o:OLEObject Type="Embed" ProgID="Equation.DSMT4" ShapeID="_x0000_i1100" DrawAspect="Content" ObjectID="_1667839440" r:id="rId27"/>
+        </w:object>
+      </w:r>
+      <w:proofErr w:type="gramStart"/>
+      <w:r>
+        <w:rPr>
+          <w:rFonts w:hint="eastAsia"/>
+        </w:rPr>
+        <w:t>个</w:t>
+      </w:r>
+      <w:proofErr w:type="gramEnd"/>
+      <w:r>
+        <w:rPr>
+          <w:rFonts w:hint="eastAsia"/>
+        </w:rPr>
+        <w:t>方程来说，解得第</w:t>
+      </w:r>
+      <w:r>
+        <w:rPr>
+          <w:position w:val="-6"/>
+        </w:rPr>
+        <w:object w:dxaOrig="139" w:dyaOrig="260" w14:anchorId="118666D0">
+          <v:shape id="_x0000_i1103" type="#_x0000_t75" style="width:7pt;height:12.9pt" o:ole="">
+            <v:imagedata r:id="rId28" o:title=""/>
+          </v:shape>
+          <o:OLEObject Type="Embed" ProgID="Equation.DSMT4" ShapeID="_x0000_i1103" DrawAspect="Content" ObjectID="_1667839441" r:id="rId29"/>
+        </w:object>
+      </w:r>
+      <w:r>
+        <w:rPr>
+          <w:rFonts w:hint="eastAsia"/>
+        </w:rPr>
+        <w:t>的分量</w:t>
+      </w:r>
+      <w:r>
+        <w:rPr>
+          <w:rFonts w:hint="eastAsia"/>
+        </w:rPr>
+        <w:t>（</w:t>
+      </w:r>
+      <w:r>
+        <w:rPr>
+          <w:rFonts w:hint="eastAsia"/>
+        </w:rPr>
+        <w:t>因为对应最大的正系数</w:t>
+      </w:r>
+      <w:r>
+        <w:rPr>
+          <w:rFonts w:hint="eastAsia"/>
+        </w:rPr>
+        <w:t>）</w:t>
+      </w:r>
+      <w:r>
+        <w:rPr>
+          <w:rFonts w:hint="eastAsia"/>
+        </w:rPr>
+        <w:t>必须最小，因此有</w:t>
+      </w:r>
+    </w:p>
+    <w:p>
+      <w:pPr>
+        <w:pStyle w:val="MTDisplayEquation"/>
+      </w:pPr>
+      <w:r>
+        <w:tab/>
+      </w:r>
+      <w:r>
+        <w:rPr>
+          <w:position w:val="-12"/>
+        </w:rPr>
+        <w:object w:dxaOrig="1579" w:dyaOrig="360" w14:anchorId="39DC2198">
+          <v:shape id="_x0000_i1106" type="#_x0000_t75" style="width:79pt;height:18.25pt" o:ole="">
+            <v:imagedata r:id="rId30" o:title=""/>
+          </v:shape>
+          <o:OLEObject Type="Embed" ProgID="Equation.DSMT4" ShapeID="_x0000_i1106" DrawAspect="Content" ObjectID="_1667839442" r:id="rId31"/>
+        </w:object>
+      </w:r>
+      <w:r>
+        <w:t xml:space="preserve"> </w:t>
+      </w:r>
+    </w:p>
+    <w:p>
+      <w:r>
+        <w:rPr>
+          <w:rFonts w:hint="eastAsia"/>
+        </w:rPr>
+        <w:t>得证。</w:t>
+      </w:r>
+    </w:p>
+    <w:p>
+      <w:r>
+        <w:rPr>
+          <w:rFonts w:hint="eastAsia"/>
+        </w:rPr>
+        <w:t>所以有</w:t>
+      </w:r>
+    </w:p>
+    <w:p>
+      <w:pPr>
+        <w:pStyle w:val="MTDisplayEquation"/>
+        <w:rPr>
+          <w:rFonts w:hint="eastAsia"/>
+        </w:rPr>
+      </w:pPr>
+      <w:r>
+        <w:tab/>
+      </w:r>
+      <w:r>
+        <w:rPr>
+          <w:position w:val="-14"/>
+        </w:rPr>
+        <w:object w:dxaOrig="1300" w:dyaOrig="400" w14:anchorId="2D3BA12D">
+          <v:shape id="_x0000_i1111" type="#_x0000_t75" style="width:65pt;height:19.9pt" o:ole="">
+            <v:imagedata r:id="rId32" o:title=""/>
+          </v:shape>
+          <o:OLEObject Type="Embed" ProgID="Equation.DSMT4" ShapeID="_x0000_i1111" DrawAspect="Content" ObjectID="_1667839443" r:id="rId33"/>
+        </w:object>
+      </w:r>
+      <w:r>
+        <w:t xml:space="preserve"> </w:t>
+      </w:r>
+    </w:p>
+    <w:p>
+      <w:pPr>
+        <w:pStyle w:val="MTDisplayEquation"/>
+      </w:pPr>
+      <w:r>
+        <w:tab/>
+      </w:r>
+      <w:r>
+        <w:rPr>
+          <w:position w:val="-88"/>
+        </w:rPr>
+        <w:object w:dxaOrig="2880" w:dyaOrig="1880" w14:anchorId="57159699">
+          <v:shape id="_x0000_i1129" type="#_x0000_t75" style="width:2in;height:94.05pt" o:ole="">
+            <v:imagedata r:id="rId34" o:title=""/>
+          </v:shape>
+          <o:OLEObject Type="Embed" ProgID="Equation.DSMT4" ShapeID="_x0000_i1129" DrawAspect="Content" ObjectID="_1667839444" r:id="rId35"/>
+        </w:object>
+      </w:r>
+      <w:r>
+        <w:t xml:space="preserve"> </w:t>
+      </w:r>
+    </w:p>
+    <w:p>
+      <w:pPr>
+        <w:pStyle w:val="MTDisplayEquation"/>
+      </w:pPr>
+      <w:r>
+        <w:tab/>
+        <w:t xml:space="preserve"> </w:t>
+      </w:r>
+    </w:p>
+    <w:p>
+      <w:pPr>
+        <w:pStyle w:val="MTDisplayEquation"/>
+      </w:pPr>
+      <w:r>
+        <w:tab/>
+      </w:r>
+      <w:r>
+        <w:rPr>
+          <w:position w:val="-32"/>
+        </w:rPr>
+        <w:object w:dxaOrig="4080" w:dyaOrig="760" w14:anchorId="19CAF7E8">
+          <v:shape id="_x0000_i1128" type="#_x0000_t75" style="width:204.2pt;height:38.15pt" o:ole="">
+            <v:imagedata r:id="rId36" o:title=""/>
+          </v:shape>
+          <o:OLEObject Type="Embed" ProgID="Equation.DSMT4" ShapeID="_x0000_i1128" DrawAspect="Content" ObjectID="_1667839445" r:id="rId37"/>
+        </w:object>
+      </w:r>
+      <w:r>
+        <w:t xml:space="preserve"> </w:t>
+      </w:r>
+    </w:p>
+    <w:p>
+      <w:pPr>
+        <w:rPr>
+          <w:rFonts w:hint="eastAsia"/>
+        </w:rPr>
+      </w:pPr>
+      <w:r>
+        <w:rPr>
+          <w:noProof/>
+        </w:rPr>
+        <w:drawing>
+          <wp:inline distT="0" distB="0" distL="0" distR="0" wp14:anchorId="0F0C8A02" wp14:editId="3603D70F">
+            <wp:extent cx="5274310" cy="1104900"/>
+            <wp:effectExtent l="0" t="0" r="2540" b="0"/>
+            <wp:docPr id="1" name="图片 1"/>
+            <wp:cNvGraphicFramePr>
+              <a:graphicFrameLocks xmlns:a="http://schemas.openxmlformats.org/drawingml/2006/main" noChangeAspect="1"/>
+            </wp:cNvGraphicFramePr>
+            <a:graphic xmlns:a="http://schemas.openxmlformats.org/drawingml/2006/main">
+              <a:graphicData uri="http://schemas.openxmlformats.org/drawingml/2006/picture">
+                <pic:pic xmlns:pic="http://schemas.openxmlformats.org/drawingml/2006/picture">
+                  <pic:nvPicPr>
+                    <pic:cNvPr id="1" name=""/>
+                    <pic:cNvPicPr/>
+                  </pic:nvPicPr>
+                  <pic:blipFill>
+                    <a:blip r:embed="rId38"/>
+                    <a:stretch>
+                      <a:fillRect/>
+                    </a:stretch>
+                  </pic:blipFill>
+                  <pic:spPr>
+                    <a:xfrm>
+                      <a:off x="0" y="0"/>
+                      <a:ext cx="5274310" cy="1104900"/>
+                    </a:xfrm>
+                    <a:prstGeom prst="rect">
+                      <a:avLst/>
+                    </a:prstGeom>
+                  </pic:spPr>
+                </pic:pic>
+              </a:graphicData>
+            </a:graphic>
+          </wp:inline>
+        </w:drawing>
+      </w:r>
+    </w:p>
+    <w:p>
+      <w:pPr>
+        <w:pStyle w:val="MTDisplayEquation"/>
+        <w:rPr>
+          <w:rFonts w:hint="eastAsia"/>
+        </w:rPr>
+      </w:pPr>
+      <w:r>
+        <w:tab/>
+      </w:r>
+      <w:r>
+        <w:rPr>
+          <w:position w:val="-158"/>
+        </w:rPr>
+        <w:object w:dxaOrig="1900" w:dyaOrig="2299" w14:anchorId="3FAAC68B">
+          <v:shape id="_x0000_i1147" type="#_x0000_t75" style="width:95.1pt;height:115pt" o:ole="">
+            <v:imagedata r:id="rId39" o:title=""/>
+          </v:shape>
+          <o:OLEObject Type="Embed" ProgID="Equation.DSMT4" ShapeID="_x0000_i1147" DrawAspect="Content" ObjectID="_1667839446" r:id="rId40"/>
+        </w:object>
+      </w:r>
+      <w:r>
+        <w:t xml:space="preserve"> </w:t>
+      </w:r>
+    </w:p>
+    <w:p>
+      <w:r>
+        <w:rPr>
+          <w:position w:val="-10"/>
+        </w:rPr>
+        <w:object w:dxaOrig="960" w:dyaOrig="320" w14:anchorId="0DEBFC72">
+          <v:shape id="_x0000_i1132" type="#_x0000_t75" style="width:47.8pt;height:16.1pt" o:ole="">
+            <v:imagedata r:id="rId41" o:title=""/>
+          </v:shape>
+          <o:OLEObject Type="Embed" ProgID="Equation.DSMT4" ShapeID="_x0000_i1132" DrawAspect="Content" ObjectID="_1667839447" r:id="rId42"/>
+        </w:object>
+      </w:r>
+      <w:r>
+        <w:rPr>
+          <w:rFonts w:hint="eastAsia"/>
+        </w:rPr>
+        <w:t>分解求解</w:t>
+      </w:r>
+      <w:r>
+        <w:t xml:space="preserve"> </w:t>
+      </w:r>
+    </w:p>
+    <w:p>
+      <w:pPr>
+        <w:pStyle w:val="MTDisplayEquation"/>
+        <w:rPr>
+          <w:rFonts w:hint="eastAsia"/>
+        </w:rPr>
+      </w:pPr>
+      <w:r>
+        <w:tab/>
+      </w:r>
+      <w:r>
+        <w:rPr>
+          <w:position w:val="-122"/>
+        </w:rPr>
+        <w:object w:dxaOrig="1740" w:dyaOrig="2560" w14:anchorId="420FDA58">
+          <v:shape id="_x0000_i1145" type="#_x0000_t75" style="width:87.05pt;height:127.9pt" o:ole="">
+            <v:imagedata r:id="rId43" o:title=""/>
+          </v:shape>
+          <o:OLEObject Type="Embed" ProgID="Equation.DSMT4" ShapeID="_x0000_i1145" DrawAspect="Content" ObjectID="_1667839448" r:id="rId44"/>
+        </w:object>
+      </w:r>
+      <w:r>
+        <w:t xml:space="preserve"> </w:t>
+      </w:r>
+    </w:p>
+    <w:p>
+      <w:pPr>
+        <w:pStyle w:val="MTDisplayEquation"/>
+        <w:rPr>
+          <w:rFonts w:hint="eastAsia"/>
+        </w:rPr>
+      </w:pPr>
+      <w:r>
+        <w:lastRenderedPageBreak/>
+        <w:tab/>
+      </w:r>
+      <w:r>
+        <w:rPr>
+          <w:position w:val="-64"/>
+        </w:rPr>
+        <w:object w:dxaOrig="4080" w:dyaOrig="6520" w14:anchorId="544B86B1">
+          <v:shape id="_x0000_i1150" type="#_x0000_t75" style="width:204.2pt;height:326.15pt" o:ole="">
+            <v:imagedata r:id="rId45" o:title=""/>
+          </v:shape>
+          <o:OLEObject Type="Embed" ProgID="Equation.DSMT4" ShapeID="_x0000_i1150" DrawAspect="Content" ObjectID="_1667839449" r:id="rId46"/>
+        </w:object>
+      </w:r>
+      <w:r>
+        <w:t xml:space="preserve"> </w:t>
+      </w:r>
+    </w:p>
+    <w:p>
+      <w:pPr>
+        <w:rPr>
+          <w:rFonts w:hint="eastAsia"/>
+        </w:rPr>
+      </w:pPr>
+    </w:p>
     <w:sectPr>
       <w:pgSz w:w="11906" w:h="16838"/>
       <w:pgMar w:top="1440" w:right="1800" w:bottom="1440" w:left="1800" w:header="851" w:footer="992" w:gutter="0"/>
@@ -457,7 +1119,6 @@
   <w:style w:type="character" w:default="1" w:styleId="a0">
     <w:name w:val="Default Paragraph Font"/>
     <w:uiPriority w:val="1"/>
-    <w:semiHidden/>
     <w:unhideWhenUsed/>
   </w:style>
   <w:style w:type="table" w:default="1" w:styleId="a1">
